--- a/documentação_tcc-13-08.docx
+++ b/documentação_tcc-13-08.docx
@@ -310,27 +310,35 @@
         <w:pStyle w:val="SemEspaamento"/>
       </w:pPr>
       <w:r>
+        <w:rPr/>
         <w:t>2026</w:t>
       </w:r>
     </w:p>
-    <w:p>
-      <w:pPr>
-        <w:rPr>
-          <w:b/>
+    <w:p/>
+    <w:p>
+      <w:pPr/>
+      <w:r>
+        <w:rPr/>
+        <w:t>F</w:t>
+      </w:r>
+      <w:r>
+        <w:rPr/>
+        <w:t>icha catalográfica</w:t>
+      </w:r>
+    </w:p>
+    <w:p>
+      <w:pPr>
+        <w:rPr>
+          <w:b w:val="1"/>
+          <w:bCs w:val="1"/>
           <w:sz w:val="28"/>
-        </w:rPr>
-      </w:pPr>
-      <w:r>
-        <w:lastRenderedPageBreak/>
-        <w:t xml:space="preserve">Ficha </w:t>
-      </w:r>
+          <w:szCs w:val="28"/>
+        </w:rPr>
+      </w:pPr>
       <w:r>
         <w:rPr>
           <w:rFonts w:cs="Arial"/>
         </w:rPr>
-        <w:t>catalográfica</w:t>
-      </w:r>
-      <w:r>
         <w:br w:type="page"/>
       </w:r>
     </w:p>
